--- a/data/drop/drop-BOLL/BOLL_MACD_RSI_Downtrend_Report_2026-09-01.docx
+++ b/data/drop/drop-BOLL/BOLL_MACD_RSI_Downtrend_Report_2026-09-01.docx
@@ -462,7 +462,7 @@
     </w:p>
     <w:p>
       <w:r>
-        <w:t>成交量：当日成交量 31415716；20日平均成交量 34085071；成交量倍数 0.92。</w:t>
+        <w:t>成交量：当日成交量 31700100；20日平均成交量 34099290；成交量倍数 0.93。</w:t>
       </w:r>
     </w:p>
     <w:p>
@@ -505,7 +505,7 @@
     </w:p>
     <w:p>
       <w:r>
-        <w:t>成交量：当日成交量 33277422；20日平均成交量 44657081；成交量倍数 0.75。</w:t>
+        <w:t>成交量：当日成交量 33560100；20日平均成交量 44671215；成交量倍数 0.75。</w:t>
       </w:r>
     </w:p>
     <w:p>
@@ -548,7 +548,7 @@
     </w:p>
     <w:p>
       <w:r>
-        <w:t>成交量：当日成交量 3817822；20日平均成交量 4969156；成交量倍数 0.77。</w:t>
+        <w:t>成交量：当日成交量 3834300；20日平均成交量 4969980；成交量倍数 0.77。</w:t>
       </w:r>
     </w:p>
     <w:p>
@@ -591,7 +591,7 @@
     </w:p>
     <w:p>
       <w:r>
-        <w:t>成交量：当日成交量 15591995；20日平均成交量 27276405；成交量倍数 0.57。</w:t>
+        <w:t>成交量：当日成交量 15848700；20日平均成交量 27289240；成交量倍数 0.58。</w:t>
       </w:r>
     </w:p>
     <w:p>
@@ -634,7 +634,7 @@
     </w:p>
     <w:p>
       <w:r>
-        <w:t>成交量：当日成交量 68030335；20日平均成交量 73562137；成交量倍数 0.92。</w:t>
+        <w:t>成交量：当日成交量 68793600；20日平均成交量 73600300；成交量倍数 0.93。</w:t>
       </w:r>
     </w:p>
     <w:p>
@@ -677,7 +677,7 @@
     </w:p>
     <w:p>
       <w:r>
-        <w:t>成交量：当日成交量 4840825；20日平均成交量 11478296；成交量倍数 0.42。</w:t>
+        <w:t>成交量：当日成交量 4893800；20日平均成交量 11480945；成交量倍数 0.43。</w:t>
       </w:r>
     </w:p>
     <w:p>
@@ -720,7 +720,7 @@
     </w:p>
     <w:p>
       <w:r>
-        <w:t>成交量：当日成交量 665084；20日平均成交量 1565044；成交量倍数 0.42。</w:t>
+        <w:t>成交量：当日成交量 668600；20日平均成交量 1565220；成交量倍数 0.43。</w:t>
       </w:r>
     </w:p>
     <w:p>
@@ -763,7 +763,7 @@
     </w:p>
     <w:p>
       <w:r>
-        <w:t>成交量：当日成交量 8095646；20日平均成交量 15390902；成交量倍数 0.53。</w:t>
+        <w:t>成交量：当日成交量 8161700；20日平均成交量 15394205；成交量倍数 0.53。</w:t>
       </w:r>
     </w:p>
     <w:p>
